--- a/docs/word/PL_PowerBI_Refresh_documentation.docx
+++ b/docs/word/PL_PowerBI_Refresh_documentation.docx
@@ -23,8 +23,12 @@
     </w:p>
     <w:p>
       <w:r>
+        <w:t>Pipeline Name: PL_PowerBI_Refresh</w:t>
         <w:br/>
-        <w:t>Pipeline Name: PL_PowerBI_Refresh</w:t>
+        <w:br/>
+        <w:t>Pipeline Parameters: None</w:t>
+        <w:br/>
+        <w:t>Pipeline Variables: None</w:t>
         <w:br/>
         <w:br/>
         <w:t>Total Activities: 1</w:t>
@@ -309,6 +313,28 @@
           <w:p>
             <w:r>
               <w:t>NA</w:t>
+            </w:r>
+          </w:p>
+        </w:tc>
+      </w:tr>
+      <w:tr>
+        <w:tc>
+          <w:tcPr>
+            <w:tcW w:type="dxa" w:w="4320"/>
+          </w:tcPr>
+          <w:p>
+            <w:r>
+              <w:t>Parameters</w:t>
+            </w:r>
+          </w:p>
+        </w:tc>
+        <w:tc>
+          <w:tcPr>
+            <w:tcW w:type="dxa" w:w="4320"/>
+          </w:tcPr>
+          <w:p>
+            <w:r>
+              <w:t>{'url': 'https://api.powerbi.com/refresh', 'method': 'POST'}</w:t>
             </w:r>
           </w:p>
         </w:tc>
